--- a/mps-nivel-c/oficial/04_registros/AASP_Automacao-Governanca/ATA-AASPGOV01-004_Ata-de-Aceite-Final.docx
+++ b/mps-nivel-c/oficial/04_registros/AASP_Automacao-Governanca/ATA-AASPGOV01-004_Ata-de-Aceite-Final.docx
@@ -737,7 +737,7 @@
                 <w:i w:val="0"/>
                 <w:sz w:val="20"/>
               </w:rPr>
-              <w:t>Tech Lead / Arquiteto</w:t>
+              <w:t>Tech Lead / DevOps / Arquiteto</w:t>
             </w:r>
           </w:p>
         </w:tc>
@@ -793,7 +793,7 @@
                 <w:i w:val="0"/>
                 <w:sz w:val="20"/>
               </w:rPr>
-              <w:t>Caroline Sousa</w:t>
+              <w:t>Jonathan Alves</w:t>
             </w:r>
           </w:p>
         </w:tc>
@@ -818,7 +818,7 @@
                 <w:i w:val="0"/>
                 <w:sz w:val="20"/>
               </w:rPr>
-              <w:t>Analista de Testes (QA)</w:t>
+              <w:t>QA</w:t>
             </w:r>
           </w:p>
         </w:tc>
@@ -966,7 +966,7 @@
           <w:i w:val="0"/>
           <w:sz w:val="22"/>
         </w:rPr>
-        <w:t>A QA Caroline Sousa apresentou os resultados da homologação executada nas últimas duas semanas: os 12 cenários de teste (CT-01 a CT-12, sendo 8 happy path e 4 sad path) foram executados em ambiente real Sensr e workspace Jira de teste da AASP, com 100% de aprovação após as correções da Sprint 3. O Tech Lead Cezar Hiraki demonstrou ao Sponsor, em tempo real, a execução do serviço SensrJiraSync em um projeto piloto: a primeira execução criou os Epics, Tasks e Subtasks correspondentes; a segunda execução, sem nenhuma mudança no Sensr, não criou nenhum card adicional (validando a idempotência); na terceira execução, após uma transição de status manual no Sensr (TODO → DOING), o card correspondente no Jira teve o status atualizado automaticamente para In Progress. O Sponsor verificou pessoalmente a fidelidade dos campos migrados (descrição, labels, responsáveis, histórico como comentários) e confirmou que o resultado atende plenamente à necessidade operacional da AASP.</w:t>
+        <w:t>O QA Jonathan Alves apresentou os resultados da homologação executada nas últimas duas semanas: os 12 cenários de teste (CT-01 a CT-12, sendo 9 happy path e 3 sad path) foram executados em ambiente real Sensr e workspace Jira de teste da AASP, com 100% de aprovação após as correções da Sprint 3. O Tech Lead Cezar Hiraki demonstrou ao Sponsor, em tempo real, a execução do serviço SensrJiraSync em um projeto piloto: a primeira execução criou os Epics, Tasks e Subtasks correspondentes; a segunda execução, sem nenhuma mudança no Sensr, não criou nenhum card adicional (validando a idempotência); na terceira execução, após uma transição de status manual no Sensr (TODO → DOING), o card correspondente no Jira teve o status atualizado automaticamente para In Progress. O Sponsor verificou pessoalmente a fidelidade dos campos migrados (descrição, labels, responsáveis, histórico como comentários) e confirmou que o resultado atende plenamente à necessidade operacional da AASP.</w:t>
       </w:r>
     </w:p>
     <w:p>
@@ -1751,7 +1751,7 @@
                 <w:i w:val="0"/>
                 <w:sz w:val="20"/>
               </w:rPr>
-              <w:t>Lucas Batista (DevOps)</w:t>
+              <w:t>Cezar Hiraki (DevOps)</w:t>
             </w:r>
           </w:p>
         </w:tc>
@@ -1833,7 +1833,7 @@
                 <w:i w:val="0"/>
                 <w:sz w:val="20"/>
               </w:rPr>
-              <w:t>Cezar Hiraki + Lucas Batista</w:t>
+              <w:t>Cezar Hiraki</w:t>
             </w:r>
           </w:p>
         </w:tc>
@@ -1996,7 +1996,7 @@
                 <w:i w:val="0"/>
                 <w:sz w:val="20"/>
               </w:rPr>
-              <w:t>Jonathan Alves (Auditor GQA)</w:t>
+              <w:t>Caroline Sousa (GQA Independente)</w:t>
             </w:r>
           </w:p>
         </w:tc>
@@ -2382,7 +2382,325 @@
                 <w:i w:val="0"/>
                 <w:sz w:val="20"/>
               </w:rPr>
-              <w:t>Ata da reunião de aceite final do projeto AASP_Automacao-Governanca em 02/06/2026, com participação do Sponsor da AASP, do Gerente de Projeto, do Tech Lead e da QA.</w:t>
+              <w:t>Ata da reunião de aceite final do projeto AASP_Automacao-Governanca em 02/06/2026, com participação do Sponsor da AASP, do Gerente de Projeto, do Tech Lead e do QA.</w:t>
+            </w:r>
+          </w:p>
+        </w:tc>
+      </w:tr>
+      <w:tr>
+        <w:trPr>
+          <w:cantSplit w:val="1"/>
+        </w:trPr>
+        <w:tc>
+          <w:tcPr>
+            <w:tcW w:type="dxa" w:w="2225"/>
+            <w:tcMar>
+              <w:top w:w="60" w:type="dxa"/>
+              <w:bottom w:w="60" w:type="dxa"/>
+              <w:left w:w="100" w:type="dxa"/>
+              <w:right w:w="100" w:type="dxa"/>
+            </w:tcMar>
+            <w:shd w:val="clear" w:color="auto" w:fill="F0F4F8"/>
+          </w:tcPr>
+          <w:p>
+            <w:pPr>
+              <w:spacing w:before="40" w:after="40"/>
+            </w:pPr>
+            <w:r>
+              <w:rPr>
+                <w:rFonts w:ascii="Calibri" w:hAnsi="Calibri"/>
+                <w:b/>
+                <w:i w:val="0"/>
+                <w:sz w:val="20"/>
+              </w:rPr>
+              <w:t>1.1</w:t>
+            </w:r>
+          </w:p>
+        </w:tc>
+        <w:tc>
+          <w:tcPr>
+            <w:tcW w:type="dxa" w:w="2225"/>
+            <w:tcMar>
+              <w:top w:w="60" w:type="dxa"/>
+              <w:bottom w:w="60" w:type="dxa"/>
+              <w:left w:w="100" w:type="dxa"/>
+              <w:right w:w="100" w:type="dxa"/>
+            </w:tcMar>
+          </w:tcPr>
+          <w:p>
+            <w:pPr>
+              <w:spacing w:before="40" w:after="40"/>
+            </w:pPr>
+            <w:r>
+              <w:rPr>
+                <w:rFonts w:ascii="Calibri" w:hAnsi="Calibri"/>
+                <w:b w:val="0"/>
+                <w:i w:val="0"/>
+                <w:sz w:val="20"/>
+              </w:rPr>
+              <w:t>15/06/2026</w:t>
+            </w:r>
+          </w:p>
+        </w:tc>
+        <w:tc>
+          <w:tcPr>
+            <w:tcW w:type="dxa" w:w="2225"/>
+            <w:tcMar>
+              <w:top w:w="60" w:type="dxa"/>
+              <w:bottom w:w="60" w:type="dxa"/>
+              <w:left w:w="100" w:type="dxa"/>
+              <w:right w:w="100" w:type="dxa"/>
+            </w:tcMar>
+          </w:tcPr>
+          <w:p>
+            <w:pPr>
+              <w:spacing w:before="40" w:after="40"/>
+            </w:pPr>
+            <w:r>
+              <w:rPr>
+                <w:rFonts w:ascii="Calibri" w:hAnsi="Calibri"/>
+                <w:b w:val="0"/>
+                <w:i w:val="0"/>
+                <w:sz w:val="20"/>
+              </w:rPr>
+              <w:t>Time de Melhoria Contínua</w:t>
+            </w:r>
+          </w:p>
+        </w:tc>
+        <w:tc>
+          <w:tcPr>
+            <w:tcW w:type="dxa" w:w="2225"/>
+            <w:tcMar>
+              <w:top w:w="60" w:type="dxa"/>
+              <w:bottom w:w="60" w:type="dxa"/>
+              <w:left w:w="100" w:type="dxa"/>
+              <w:right w:w="100" w:type="dxa"/>
+            </w:tcMar>
+          </w:tcPr>
+          <w:p>
+            <w:pPr>
+              <w:spacing w:before="40" w:after="40"/>
+            </w:pPr>
+            <w:r>
+              <w:rPr>
+                <w:rFonts w:ascii="Calibri" w:hAnsi="Calibri"/>
+                <w:b w:val="0"/>
+                <w:i w:val="0"/>
+                <w:sz w:val="20"/>
+              </w:rPr>
+              <w:t>Atualização dos participantes e responsáveis pelas ações: Jonathan Alves substituiu Caroline Sousa como QA, Cezar Hiraki substituiu Lucas Batista nas ações de deploy, Caroline Sousa assume GQA Independente.</w:t>
+            </w:r>
+          </w:p>
+        </w:tc>
+      </w:tr>
+      <w:tr>
+        <w:trPr>
+          <w:cantSplit w:val="1"/>
+        </w:trPr>
+        <w:tc>
+          <w:tcPr>
+            <w:tcW w:type="dxa" w:w="2225"/>
+            <w:tcMar>
+              <w:top w:w="60" w:type="dxa"/>
+              <w:bottom w:w="60" w:type="dxa"/>
+              <w:left w:w="100" w:type="dxa"/>
+              <w:right w:w="100" w:type="dxa"/>
+            </w:tcMar>
+            <w:shd w:val="clear" w:color="auto" w:fill="F0F4F8"/>
+          </w:tcPr>
+          <w:p>
+            <w:pPr>
+              <w:spacing w:before="40" w:after="40"/>
+            </w:pPr>
+            <w:r>
+              <w:rPr>
+                <w:rFonts w:ascii="Calibri" w:hAnsi="Calibri"/>
+                <w:b/>
+                <w:i w:val="0"/>
+                <w:sz w:val="20"/>
+              </w:rPr>
+              <w:t>1.2</w:t>
+            </w:r>
+          </w:p>
+        </w:tc>
+        <w:tc>
+          <w:tcPr>
+            <w:tcW w:type="dxa" w:w="2225"/>
+            <w:tcMar>
+              <w:top w:w="60" w:type="dxa"/>
+              <w:bottom w:w="60" w:type="dxa"/>
+              <w:left w:w="100" w:type="dxa"/>
+              <w:right w:w="100" w:type="dxa"/>
+            </w:tcMar>
+          </w:tcPr>
+          <w:p>
+            <w:pPr>
+              <w:spacing w:before="40" w:after="40"/>
+            </w:pPr>
+            <w:r>
+              <w:rPr>
+                <w:rFonts w:ascii="Calibri" w:hAnsi="Calibri"/>
+                <w:b w:val="0"/>
+                <w:i w:val="0"/>
+                <w:sz w:val="20"/>
+              </w:rPr>
+              <w:t>15/06/2026</w:t>
+            </w:r>
+          </w:p>
+        </w:tc>
+        <w:tc>
+          <w:tcPr>
+            <w:tcW w:type="dxa" w:w="2225"/>
+            <w:tcMar>
+              <w:top w:w="60" w:type="dxa"/>
+              <w:bottom w:w="60" w:type="dxa"/>
+              <w:left w:w="100" w:type="dxa"/>
+              <w:right w:w="100" w:type="dxa"/>
+            </w:tcMar>
+          </w:tcPr>
+          <w:p>
+            <w:pPr>
+              <w:spacing w:before="40" w:after="40"/>
+            </w:pPr>
+            <w:r>
+              <w:rPr>
+                <w:rFonts w:ascii="Calibri" w:hAnsi="Calibri"/>
+                <w:b w:val="0"/>
+                <w:i w:val="0"/>
+                <w:sz w:val="20"/>
+              </w:rPr>
+              <w:t>Time de Melhoria Contínua</w:t>
+            </w:r>
+          </w:p>
+        </w:tc>
+        <w:tc>
+          <w:tcPr>
+            <w:tcW w:type="dxa" w:w="2225"/>
+            <w:tcMar>
+              <w:top w:w="60" w:type="dxa"/>
+              <w:bottom w:w="60" w:type="dxa"/>
+              <w:left w:w="100" w:type="dxa"/>
+              <w:right w:w="100" w:type="dxa"/>
+            </w:tcMar>
+          </w:tcPr>
+          <w:p>
+            <w:pPr>
+              <w:spacing w:before="40" w:after="40"/>
+            </w:pPr>
+            <w:r>
+              <w:rPr>
+                <w:rFonts w:ascii="Calibri" w:hAnsi="Calibri"/>
+                <w:b w:val="0"/>
+                <w:i w:val="0"/>
+                <w:sz w:val="20"/>
+              </w:rPr>
+              <w:t>Papel de Cezar Hiraki atualizado para Tech Lead / DevOps / Arquiteto na tabela de participantes; Jonathan Alves (QA) corrigido de grafia anterior.</w:t>
+            </w:r>
+          </w:p>
+        </w:tc>
+      </w:tr>
+      <w:tr>
+        <w:trPr>
+          <w:cantSplit w:val="1"/>
+        </w:trPr>
+        <w:tc>
+          <w:tcPr>
+            <w:tcW w:type="dxa" w:w="2225"/>
+            <w:tcMar>
+              <w:top w:w="60" w:type="dxa"/>
+              <w:bottom w:w="60" w:type="dxa"/>
+              <w:left w:w="100" w:type="dxa"/>
+              <w:right w:w="100" w:type="dxa"/>
+            </w:tcMar>
+            <w:shd w:val="clear" w:color="auto" w:fill="F0F4F8"/>
+          </w:tcPr>
+          <w:p>
+            <w:pPr>
+              <w:spacing w:before="40" w:after="40"/>
+            </w:pPr>
+            <w:r>
+              <w:rPr>
+                <w:rFonts w:ascii="Calibri" w:hAnsi="Calibri"/>
+                <w:b/>
+                <w:i w:val="0"/>
+                <w:sz w:val="20"/>
+              </w:rPr>
+              <w:t>1.3</w:t>
+            </w:r>
+          </w:p>
+        </w:tc>
+        <w:tc>
+          <w:tcPr>
+            <w:tcW w:type="dxa" w:w="2225"/>
+            <w:tcMar>
+              <w:top w:w="60" w:type="dxa"/>
+              <w:bottom w:w="60" w:type="dxa"/>
+              <w:left w:w="100" w:type="dxa"/>
+              <w:right w:w="100" w:type="dxa"/>
+            </w:tcMar>
+          </w:tcPr>
+          <w:p>
+            <w:pPr>
+              <w:spacing w:before="40" w:after="40"/>
+            </w:pPr>
+            <w:r>
+              <w:rPr>
+                <w:rFonts w:ascii="Calibri" w:hAnsi="Calibri"/>
+                <w:b w:val="0"/>
+                <w:i w:val="0"/>
+                <w:sz w:val="20"/>
+              </w:rPr>
+              <w:t>16/06/2026</w:t>
+            </w:r>
+          </w:p>
+        </w:tc>
+        <w:tc>
+          <w:tcPr>
+            <w:tcW w:type="dxa" w:w="2225"/>
+            <w:tcMar>
+              <w:top w:w="60" w:type="dxa"/>
+              <w:bottom w:w="60" w:type="dxa"/>
+              <w:left w:w="100" w:type="dxa"/>
+              <w:right w:w="100" w:type="dxa"/>
+            </w:tcMar>
+          </w:tcPr>
+          <w:p>
+            <w:pPr>
+              <w:spacing w:before="40" w:after="40"/>
+            </w:pPr>
+            <w:r>
+              <w:rPr>
+                <w:rFonts w:ascii="Calibri" w:hAnsi="Calibri"/>
+                <w:b w:val="0"/>
+                <w:i w:val="0"/>
+                <w:sz w:val="20"/>
+              </w:rPr>
+              <w:t>Time de Melhoria Contínua</w:t>
+            </w:r>
+          </w:p>
+        </w:tc>
+        <w:tc>
+          <w:tcPr>
+            <w:tcW w:type="dxa" w:w="2225"/>
+            <w:tcMar>
+              <w:top w:w="60" w:type="dxa"/>
+              <w:bottom w:w="60" w:type="dxa"/>
+              <w:left w:w="100" w:type="dxa"/>
+              <w:right w:w="100" w:type="dxa"/>
+            </w:tcMar>
+          </w:tcPr>
+          <w:p>
+            <w:pPr>
+              <w:spacing w:before="40" w:after="40"/>
+            </w:pPr>
+            <w:r>
+              <w:rPr>
+                <w:rFonts w:ascii="Calibri" w:hAnsi="Calibri"/>
+                <w:b w:val="0"/>
+                <w:i w:val="0"/>
+                <w:sz w:val="20"/>
+              </w:rPr>
+              <w:t>Reconciliação: nome padronizado (AASP_Automacao-Governanca); sobrenomes (Henry Komatsu, Felipe Siqueira, Jonathan Alves); contagem de cenários alinhada ao VV/REL-VV (9 happy + 3 sad).</w:t>
             </w:r>
           </w:p>
         </w:tc>
